--- a/docs/Короткие_инструкции/docx/R3_Как_настроить_ПИД_регуляторы.docx
+++ b/docs/Короткие_инструкции/docx/R3_Как_настроить_ПИД_регуляторы.docx
@@ -38,7 +38,7 @@
         <w:bidi w:val="0"/>
         <w:rPr>
           <w:rFonts w:hint="default"/>
-          <w:lang w:val="en-US"/>
+          <w:lang w:val="ru-RU"/>
         </w:rPr>
       </w:pPr>
       <w:r>
@@ -54,6 +54,72 @@
           <w:lang w:val="en-US"/>
         </w:rPr>
         <w:t>jetbot_mirea</w:t>
+      </w:r>
+      <w:r>
+        <w:rPr>
+          <w:rFonts w:hint="default"/>
+          <w:lang w:val="ru-RU"/>
+        </w:rPr>
+        <w:t xml:space="preserve"> (шаг [R3])</w:t>
+      </w:r>
+    </w:p>
+    <w:p>
+      <w:pPr>
+        <w:numPr>
+          <w:numId w:val="0"/>
+        </w:numPr>
+        <w:ind w:leftChars="0"/>
+        <w:jc w:val="both"/>
+        <w:rPr>
+          <w:rFonts w:hint="default"/>
+          <w:lang w:val="en-US"/>
+        </w:rPr>
+      </w:pPr>
+      <w:r>
+        <w:rPr>
+          <w:rFonts w:hint="default"/>
+          <w:b/>
+          <w:bCs/>
+          <w:lang w:val="en-US"/>
+        </w:rPr>
+        <w:t>Цель:</w:t>
+      </w:r>
+      <w:r>
+        <w:rPr>
+          <w:rFonts w:hint="default"/>
+          <w:lang w:val="en-US"/>
+        </w:rPr>
+        <w:t xml:space="preserve"> С помощью графического конфигуратора подобрать оптимальные коэффициенты ПИД-регуляторов для моторов jetbot_mirea, чтобы добиться точного и стабильного управления скоростью.</w:t>
+      </w:r>
+    </w:p>
+    <w:p>
+      <w:pPr>
+        <w:numPr>
+          <w:numId w:val="0"/>
+        </w:numPr>
+        <w:ind w:leftChars="0"/>
+        <w:jc w:val="both"/>
+        <w:rPr>
+          <w:rFonts w:hint="default"/>
+          <w:lang w:val="en-US"/>
+        </w:rPr>
+      </w:pPr>
+    </w:p>
+    <w:p>
+      <w:pPr>
+        <w:pStyle w:val="3"/>
+        <w:bidi w:val="0"/>
+        <w:rPr>
+          <w:rFonts w:hint="default"/>
+          <w:lang w:val="en-US"/>
+        </w:rPr>
+      </w:pPr>
+      <w:r>
+        <w:rPr>
+          <w:rFonts w:hint="default"/>
+          <w:lang w:val="en-US"/>
+        </w:rPr>
+        <w:t>Необходимые условия</w:t>
       </w:r>
     </w:p>
     <w:p>
@@ -62,7 +128,7 @@
           <w:ilvl w:val="0"/>
           <w:numId w:val="1"/>
         </w:numPr>
-        <w:ind w:left="0" w:leftChars="0" w:firstLine="0" w:firstLineChars="0"/>
+        <w:ind w:left="420" w:leftChars="0" w:hanging="420" w:firstLineChars="0"/>
         <w:jc w:val="both"/>
         <w:rPr>
           <w:rFonts w:hint="default"/>
@@ -72,62 +138,132 @@
       <w:r>
         <w:rPr>
           <w:rFonts w:hint="default"/>
-          <w:lang w:val="ru-RU"/>
-        </w:rPr>
-        <w:t xml:space="preserve">Загрузите прошивку на </w:t>
-      </w:r>
-      <w:r>
-        <w:rPr>
-          <w:rFonts w:hint="default"/>
-          <w:lang w:val="en-US"/>
-        </w:rPr>
-        <w:t xml:space="preserve">ESP32 </w:t>
-      </w:r>
-      <w:r>
-        <w:rPr>
-          <w:rFonts w:hint="default"/>
-          <w:lang w:val="ru-RU"/>
-        </w:rPr>
-        <w:t>как это сказно в «</w:t>
-      </w:r>
-      <w:r>
-        <w:rPr>
-          <w:rFonts w:hint="default"/>
-          <w:b w:val="0"/>
-          <w:bCs w:val="0"/>
-          <w:lang w:val="ru-RU"/>
-        </w:rPr>
-        <w:t>Коротких инструкциях</w:t>
-      </w:r>
-      <w:r>
-        <w:rPr>
-          <w:rFonts w:hint="default"/>
-          <w:lang w:val="ru-RU"/>
-        </w:rPr>
-        <w:t>» в файле «0_Загрузка_на_ESP32_прошивки</w:t>
-      </w:r>
-      <w:bookmarkStart w:id="1" w:name="_GoBack"/>
-      <w:bookmarkEnd w:id="1"/>
-      <w:r>
-        <w:rPr>
-          <w:rFonts w:hint="default"/>
-          <w:lang w:val="ru-RU"/>
-        </w:rPr>
-        <w:t>.</w:t>
-      </w:r>
-      <w:r>
-        <w:rPr>
-          <w:rFonts w:hint="default"/>
-          <w:lang w:val="en-US"/>
-        </w:rPr>
-        <w:t>pdf</w:t>
-      </w:r>
-      <w:r>
-        <w:rPr>
-          <w:rFonts w:hint="default"/>
-          <w:lang w:val="ru-RU"/>
-        </w:rPr>
-        <w:t>».</w:t>
+          <w:lang w:val="en-US"/>
+        </w:rPr>
+        <w:t>Выполнены шаги:</w:t>
+      </w:r>
+    </w:p>
+    <w:p>
+      <w:pPr>
+        <w:numPr>
+          <w:ilvl w:val="0"/>
+          <w:numId w:val="2"/>
+        </w:numPr>
+        <w:tabs>
+          <w:tab w:val="clear" w:pos="420"/>
+        </w:tabs>
+        <w:ind w:left="840" w:leftChars="0" w:hanging="420" w:firstLineChars="0"/>
+        <w:jc w:val="both"/>
+        <w:rPr>
+          <w:rFonts w:hint="default"/>
+          <w:lang w:val="en-US"/>
+        </w:rPr>
+      </w:pPr>
+      <w:r>
+        <w:rPr>
+          <w:rFonts w:hint="default"/>
+          <w:b/>
+          <w:bCs/>
+          <w:lang w:val="en-US"/>
+        </w:rPr>
+        <w:t>[A1]</w:t>
+      </w:r>
+      <w:r>
+        <w:rPr>
+          <w:rFonts w:hint="default"/>
+          <w:lang w:val="en-US"/>
+        </w:rPr>
+        <w:t xml:space="preserve"> Развёртывание репозитория с ПО (A1_Развёртывание_репозитория_с_ПО_для_jetbot_mirea.pdf)</w:t>
+      </w:r>
+    </w:p>
+    <w:p>
+      <w:pPr>
+        <w:numPr>
+          <w:ilvl w:val="0"/>
+          <w:numId w:val="2"/>
+        </w:numPr>
+        <w:tabs>
+          <w:tab w:val="clear" w:pos="420"/>
+        </w:tabs>
+        <w:ind w:left="840" w:leftChars="0" w:hanging="420" w:firstLineChars="0"/>
+        <w:jc w:val="both"/>
+        <w:rPr>
+          <w:rFonts w:hint="default"/>
+          <w:lang w:val="en-US"/>
+        </w:rPr>
+      </w:pPr>
+      <w:r>
+        <w:rPr>
+          <w:rFonts w:hint="default"/>
+          <w:b/>
+          <w:bCs/>
+          <w:lang w:val="en-US"/>
+        </w:rPr>
+        <w:t>[A2.1]</w:t>
+      </w:r>
+      <w:r>
+        <w:rPr>
+          <w:rFonts w:hint="default"/>
+          <w:lang w:val="en-US"/>
+        </w:rPr>
+        <w:t xml:space="preserve"> Загрузка прошивки на ESP32 (A2_1_Загрузка_на_ESP32_прошивки.pdf)</w:t>
+      </w:r>
+    </w:p>
+    <w:p>
+      <w:pPr>
+        <w:numPr>
+          <w:ilvl w:val="0"/>
+          <w:numId w:val="2"/>
+        </w:numPr>
+        <w:tabs>
+          <w:tab w:val="clear" w:pos="420"/>
+        </w:tabs>
+        <w:ind w:left="840" w:leftChars="0" w:hanging="420" w:firstLineChars="0"/>
+        <w:jc w:val="both"/>
+        <w:rPr>
+          <w:rFonts w:hint="default"/>
+          <w:lang w:val="en-US"/>
+        </w:rPr>
+      </w:pPr>
+      <w:r>
+        <w:rPr>
+          <w:rFonts w:hint="default"/>
+          <w:b/>
+          <w:bCs/>
+          <w:lang w:val="en-US"/>
+        </w:rPr>
+        <w:t>[A2.2]</w:t>
+      </w:r>
+      <w:r>
+        <w:rPr>
+          <w:rFonts w:hint="default"/>
+          <w:lang w:val="en-US"/>
+        </w:rPr>
+        <w:t xml:space="preserve"> Создание симлинка для ESP32 (A2_2_Создание_симлинка_для_ESP32.pdf)</w:t>
+      </w:r>
+    </w:p>
+    <w:p>
+      <w:pPr>
+        <w:numPr>
+          <w:ilvl w:val="0"/>
+          <w:numId w:val="3"/>
+        </w:numPr>
+        <w:tabs>
+          <w:tab w:val="clear" w:pos="420"/>
+        </w:tabs>
+        <w:ind w:left="420" w:leftChars="0" w:hanging="420" w:firstLineChars="0"/>
+        <w:jc w:val="both"/>
+        <w:rPr>
+          <w:rFonts w:hint="default"/>
+          <w:lang w:val="en-US"/>
+        </w:rPr>
+      </w:pPr>
+      <w:r>
+        <w:rPr>
+          <w:rFonts w:hint="default"/>
+          <w:lang w:val="en-US"/>
+        </w:rPr>
+        <w:t>Робот собран, все кабели подключены.</w:t>
       </w:r>
     </w:p>
     <w:p>
@@ -136,7 +272,7 @@
           <w:ilvl w:val="0"/>
           <w:numId w:val="1"/>
         </w:numPr>
-        <w:ind w:left="0" w:leftChars="0" w:firstLine="0" w:firstLineChars="0"/>
+        <w:ind w:left="420" w:leftChars="0" w:hanging="420" w:firstLineChars="0"/>
         <w:jc w:val="both"/>
         <w:rPr>
           <w:rFonts w:hint="default"/>
@@ -146,9 +282,9 @@
       <w:r>
         <w:rPr>
           <w:rFonts w:hint="default"/>
-          <w:lang w:val="ru-RU"/>
-        </w:rPr>
-        <w:t>Проверьте, что робот собран верно и всё подключено.</w:t>
+          <w:lang w:val="en-US"/>
+        </w:rPr>
+        <w:t>ESP32 физически доступна и может быть подключена к компьютеру, на котором вы работаете (это может быть как ваш основной ПК, так и Jetson Nano).</w:t>
       </w:r>
     </w:p>
     <w:p>
@@ -157,7 +293,7 @@
           <w:ilvl w:val="0"/>
           <w:numId w:val="1"/>
         </w:numPr>
-        <w:ind w:left="0" w:leftChars="0" w:firstLine="0" w:firstLineChars="0"/>
+        <w:ind w:left="420" w:leftChars="0" w:hanging="420" w:firstLineChars="0"/>
         <w:jc w:val="both"/>
         <w:rPr>
           <w:rFonts w:hint="default"/>
@@ -167,16 +303,46 @@
       <w:r>
         <w:rPr>
           <w:rFonts w:hint="default"/>
-          <w:lang w:val="ru-RU"/>
-        </w:rPr>
-        <w:t>Включите робота и дождитесь того, когда он загрузится.</w:t>
+          <w:lang w:val="en-US"/>
+        </w:rPr>
+        <w:t>Компьютер с ОС Linux (Ubuntu) или Windows (инструкция ориентирована на Linux, но шаги аналогичны).</w:t>
+      </w:r>
+    </w:p>
+    <w:p>
+      <w:pPr>
+        <w:numPr>
+          <w:numId w:val="0"/>
+        </w:numPr>
+        <w:ind w:leftChars="0"/>
+        <w:jc w:val="both"/>
+        <w:rPr>
+          <w:rFonts w:hint="default"/>
+          <w:lang w:val="en-US"/>
+        </w:rPr>
+      </w:pPr>
+    </w:p>
+    <w:p>
+      <w:pPr>
+        <w:pStyle w:val="3"/>
+        <w:bidi w:val="0"/>
+        <w:rPr>
+          <w:rFonts w:hint="default"/>
+          <w:lang w:val="en-US"/>
+        </w:rPr>
+      </w:pPr>
+      <w:r>
+        <w:rPr>
+          <w:rFonts w:hint="default"/>
+          <w:lang w:val="en-US"/>
+        </w:rPr>
+        <w:t>Пошаговая инструкция</w:t>
       </w:r>
     </w:p>
     <w:p>
       <w:pPr>
         <w:numPr>
           <w:ilvl w:val="0"/>
-          <w:numId w:val="1"/>
+          <w:numId w:val="4"/>
         </w:numPr>
         <w:ind w:left="0" w:leftChars="0" w:firstLine="0" w:firstLineChars="0"/>
         <w:jc w:val="both"/>
@@ -190,135 +356,141 @@
           <w:rFonts w:hint="default"/>
           <w:lang w:val="ru-RU"/>
         </w:rPr>
-        <w:t>К компьютеру, на котором Вы планируете работать, с развернутым репозиторием</w:t>
-      </w:r>
-      <w:r>
-        <w:rPr>
-          <w:rFonts w:hint="default"/>
-          <w:lang w:val="en-US"/>
-        </w:rPr>
-        <w:t xml:space="preserve"> </w:t>
-      </w:r>
-      <w:r>
-        <w:rPr>
-          <w:rFonts w:hint="default"/>
-          <w:lang w:val="ru-RU"/>
-        </w:rPr>
-        <w:t xml:space="preserve">для </w:t>
-      </w:r>
-      <w:r>
-        <w:rPr>
-          <w:rFonts w:hint="default"/>
-          <w:lang w:val="en-US"/>
-        </w:rPr>
-        <w:t>jetbot_mirea</w:t>
-      </w:r>
-      <w:r>
-        <w:rPr>
-          <w:rFonts w:hint="default"/>
-          <w:lang w:val="ru-RU"/>
-        </w:rPr>
-        <w:t xml:space="preserve">, подключите </w:t>
-      </w:r>
-      <w:r>
-        <w:rPr>
-          <w:rFonts w:hint="default"/>
-          <w:lang w:val="en-US"/>
-        </w:rPr>
-        <w:t>ESP32</w:t>
-      </w:r>
-      <w:r>
-        <w:rPr>
-          <w:rFonts w:hint="default"/>
-          <w:lang w:val="ru-RU"/>
-        </w:rPr>
-        <w:t xml:space="preserve"> (отключив от робота если рабочий компьютер не </w:t>
-      </w:r>
-      <w:r>
-        <w:rPr>
-          <w:rFonts w:hint="default"/>
-          <w:lang w:val="en-US"/>
-        </w:rPr>
-        <w:t>jetson nano)</w:t>
-      </w:r>
-      <w:r>
-        <w:rPr>
-          <w:rFonts w:hint="default"/>
-          <w:lang w:val="ru-RU"/>
-        </w:rPr>
-        <w:t xml:space="preserve">. </w:t>
+        <w:t>Подготовка оборудования.</w:t>
       </w:r>
     </w:p>
     <w:p>
       <w:pPr>
         <w:numPr>
           <w:ilvl w:val="0"/>
-          <w:numId w:val="1"/>
+          <w:numId w:val="5"/>
+        </w:numPr>
+        <w:ind w:left="840" w:leftChars="0" w:hanging="420" w:firstLineChars="0"/>
+        <w:jc w:val="both"/>
+        <w:rPr>
+          <w:rFonts w:hint="default"/>
+          <w:lang w:val="en-US"/>
+        </w:rPr>
+      </w:pPr>
+      <w:r>
+        <w:rPr>
+          <w:rFonts w:hint="default"/>
+          <w:lang w:val="ru-RU"/>
+        </w:rPr>
+        <w:t>Проверьте, что робот собран верно и всё подключено.</w:t>
+      </w:r>
+    </w:p>
+    <w:p>
+      <w:pPr>
+        <w:numPr>
+          <w:ilvl w:val="0"/>
+          <w:numId w:val="5"/>
+        </w:numPr>
+        <w:ind w:left="840" w:leftChars="0" w:hanging="420" w:firstLineChars="0"/>
+        <w:jc w:val="both"/>
+        <w:rPr>
+          <w:rFonts w:hint="default"/>
+          <w:lang w:val="en-US"/>
+        </w:rPr>
+      </w:pPr>
+      <w:r>
+        <w:rPr>
+          <w:rFonts w:hint="default"/>
+          <w:lang w:val="ru-RU"/>
+        </w:rPr>
+        <w:t>Включите робота и дождитесь того, когда он загрузится.</w:t>
+      </w:r>
+    </w:p>
+    <w:p>
+      <w:pPr>
+        <w:numPr>
+          <w:numId w:val="0"/>
+        </w:numPr>
+        <w:jc w:val="both"/>
+        <w:rPr>
+          <w:rFonts w:hint="default"/>
+          <w:lang w:val="en-US"/>
+        </w:rPr>
+      </w:pPr>
+    </w:p>
+    <w:p>
+      <w:pPr>
+        <w:numPr>
+          <w:ilvl w:val="0"/>
+          <w:numId w:val="4"/>
         </w:numPr>
         <w:ind w:left="0" w:leftChars="0" w:firstLine="0" w:firstLineChars="0"/>
         <w:jc w:val="both"/>
         <w:rPr>
           <w:rFonts w:hint="default"/>
-          <w:lang w:val="en-US"/>
-        </w:rPr>
-      </w:pPr>
-      <w:r>
-        <w:rPr>
-          <w:rFonts w:hint="default"/>
-          <w:lang w:val="ru-RU"/>
-        </w:rPr>
-        <w:t xml:space="preserve">На рабочем копмьютере необходимо настроить симлинк (символическую ссылку) для </w:t>
-      </w:r>
-      <w:r>
-        <w:rPr>
-          <w:rFonts w:hint="default"/>
-          <w:lang w:val="en-US"/>
-        </w:rPr>
-        <w:t>ESP32.</w:t>
-      </w:r>
-      <w:r>
-        <w:rPr>
-          <w:rFonts w:hint="default"/>
-          <w:lang w:val="ru-RU"/>
-        </w:rPr>
-        <w:t xml:space="preserve"> Как это сделать написано в «</w:t>
-      </w:r>
-      <w:r>
-        <w:rPr>
-          <w:rFonts w:hint="default"/>
-          <w:b w:val="0"/>
-          <w:bCs w:val="0"/>
-          <w:lang w:val="ru-RU"/>
-        </w:rPr>
-        <w:t>Коротких инструкциях</w:t>
-      </w:r>
-      <w:r>
-        <w:rPr>
-          <w:rFonts w:hint="default"/>
-          <w:lang w:val="ru-RU"/>
-        </w:rPr>
-        <w:t>» в файле «1_Создание_симлинка_для_ESP32.</w:t>
-      </w:r>
-      <w:r>
-        <w:rPr>
-          <w:rFonts w:hint="default"/>
-          <w:lang w:val="en-US"/>
-        </w:rPr>
-        <w:t>pdf</w:t>
-      </w:r>
-      <w:r>
-        <w:rPr>
-          <w:rFonts w:hint="default"/>
-          <w:lang w:val="ru-RU"/>
-        </w:rPr>
-        <w:t>».</w:t>
+          <w:lang w:val="ru-RU"/>
+        </w:rPr>
+      </w:pPr>
+      <w:r>
+        <w:rPr>
+          <w:rFonts w:hint="default"/>
+          <w:lang w:val="ru-RU"/>
+        </w:rPr>
+        <w:t>Подключение ESP32 к компьютер.</w:t>
       </w:r>
     </w:p>
     <w:p>
       <w:pPr>
         <w:numPr>
           <w:ilvl w:val="0"/>
-          <w:numId w:val="1"/>
+          <w:numId w:val="6"/>
+        </w:numPr>
+        <w:ind w:left="840" w:leftChars="0" w:hanging="420" w:firstLineChars="0"/>
+        <w:rPr>
+          <w:rFonts w:hint="default"/>
+          <w:lang w:val="ru-RU"/>
+        </w:rPr>
+      </w:pPr>
+      <w:r>
+        <w:rPr>
+          <w:rFonts w:hint="default"/>
+          <w:lang w:val="ru-RU"/>
+        </w:rPr>
+        <w:t>Отключите ESP32 от робота (если вы работаете не на Jetson Nano) и подключите её напрямую к USB-порту вашего компьютера.</w:t>
+      </w:r>
+    </w:p>
+    <w:p>
+      <w:pPr>
+        <w:numPr>
+          <w:ilvl w:val="0"/>
+          <w:numId w:val="6"/>
+        </w:numPr>
+        <w:ind w:left="840" w:leftChars="0" w:hanging="420" w:firstLineChars="0"/>
+        <w:rPr>
+          <w:rFonts w:hint="default"/>
+          <w:lang w:val="ru-RU"/>
+        </w:rPr>
+      </w:pPr>
+      <w:r>
+        <w:rPr>
+          <w:rFonts w:hint="default"/>
+          <w:lang w:val="ru-RU"/>
+        </w:rPr>
+        <w:t>Если вы работаете непосредственно на Jetson Nano, ESP32 уже подключена к нему — просто убедитесь, что она определилась.</w:t>
+      </w:r>
+    </w:p>
+    <w:p>
+      <w:pPr>
+        <w:numPr>
+          <w:numId w:val="0"/>
+        </w:numPr>
+        <w:ind w:leftChars="0"/>
+        <w:rPr>
+          <w:rFonts w:hint="default"/>
+          <w:lang w:val="ru-RU"/>
+        </w:rPr>
+      </w:pPr>
+    </w:p>
+    <w:p>
+      <w:pPr>
+        <w:numPr>
+          <w:ilvl w:val="0"/>
+          <w:numId w:val="4"/>
         </w:numPr>
         <w:ind w:left="0" w:leftChars="0" w:firstLine="0" w:firstLineChars="0"/>
         <w:rPr>
@@ -331,12 +503,12 @@
           <w:rFonts w:hint="default"/>
           <w:lang w:val="ru-RU"/>
         </w:rPr>
-        <w:t>Проверьте, что симлинк создался корректно. В терминале выполните команду:</w:t>
-      </w:r>
-    </w:p>
-    <w:p>
-      <w:pPr>
-        <w:pStyle w:val="20"/>
+        <w:t>Проверка симлинка ESP32. В терминале выполните команду:</w:t>
+      </w:r>
+    </w:p>
+    <w:p>
+      <w:pPr>
+        <w:pStyle w:val="21"/>
         <w:bidi w:val="0"/>
         <w:rPr>
           <w:rFonts w:hint="default"/>
@@ -353,39 +525,34 @@
     </w:p>
     <w:p>
       <w:pPr>
-        <w:ind w:left="0" w:leftChars="0" w:firstLine="0" w:firstLineChars="0"/>
-        <w:rPr>
-          <w:rFonts w:hint="default"/>
-          <w:lang w:val="ru-RU"/>
-        </w:rPr>
-      </w:pPr>
-      <w:r>
-        <w:rPr>
-          <w:rFonts w:hint="default"/>
-          <w:lang w:val="ru-RU"/>
-        </w:rPr>
-        <w:t xml:space="preserve"> выводе команды должно быть «</w:t>
-      </w:r>
-      <w:r>
-        <w:rPr>
-          <w:rFonts w:hint="default"/>
-          <w:lang w:val="en-US"/>
-        </w:rPr>
-        <w:t>/dev/esp32</w:t>
-      </w:r>
-      <w:r>
-        <w:rPr>
-          <w:rFonts w:hint="default"/>
-          <w:lang w:val="ru-RU"/>
-        </w:rPr>
-        <w:t>»</w:t>
-      </w:r>
+        <w:ind w:left="0" w:leftChars="0" w:firstLine="720" w:firstLineChars="0"/>
+        <w:rPr>
+          <w:rFonts w:hint="default"/>
+          <w:lang w:val="ru-RU"/>
+        </w:rPr>
+      </w:pPr>
+      <w:r>
+        <w:rPr>
+          <w:rFonts w:hint="default"/>
+          <w:lang w:val="ru-RU"/>
+        </w:rPr>
+        <w:t>В выводе команды должен отобразиться путь /dev/esp32. Если симлинка нет, вернитесь к шагу [A2.2].</w:t>
+      </w:r>
+    </w:p>
+    <w:p>
+      <w:pPr>
+        <w:ind w:left="0" w:leftChars="0" w:firstLine="720" w:firstLineChars="0"/>
+        <w:rPr>
+          <w:rFonts w:hint="default"/>
+          <w:lang w:val="ru-RU"/>
+        </w:rPr>
+      </w:pPr>
     </w:p>
     <w:p>
       <w:pPr>
         <w:numPr>
           <w:ilvl w:val="0"/>
-          <w:numId w:val="1"/>
+          <w:numId w:val="4"/>
         </w:numPr>
         <w:ind w:left="0" w:leftChars="0" w:firstLine="0" w:firstLineChars="0"/>
         <w:rPr>
@@ -398,12 +565,28 @@
           <w:rFonts w:hint="default"/>
           <w:lang w:val="ru-RU"/>
         </w:rPr>
-        <w:t>Перейдите в папку с приложением:</w:t>
-      </w:r>
-    </w:p>
-    <w:p>
-      <w:pPr>
-        <w:pStyle w:val="20"/>
+        <w:t xml:space="preserve">Переход в папку с конфигуратором. Перейдите в директорию </w:t>
+      </w:r>
+      <w:r>
+        <w:rPr>
+          <w:rFonts w:hint="default"/>
+          <w:i/>
+          <w:iCs/>
+          <w:lang w:val="ru-RU"/>
+        </w:rPr>
+        <w:t xml:space="preserve">simple_PID_configurator </w:t>
+      </w:r>
+      <w:r>
+        <w:rPr>
+          <w:rFonts w:hint="default"/>
+          <w:lang w:val="ru-RU"/>
+        </w:rPr>
+        <w:t>внутри репозитория:</w:t>
+      </w:r>
+    </w:p>
+    <w:p>
+      <w:pPr>
+        <w:pStyle w:val="21"/>
         <w:bidi w:val="0"/>
         <w:rPr>
           <w:rFonts w:hint="default"/>
@@ -415,28 +598,43 @@
           <w:rFonts w:hint="default"/>
           <w:lang w:val="en-US"/>
         </w:rPr>
-        <w:t>cd &lt;</w:t>
-      </w:r>
-      <w:r>
-        <w:rPr>
-          <w:rFonts w:hint="default"/>
-          <w:lang w:val="ru-RU"/>
-        </w:rPr>
-        <w:t>путь куда устанавливался репозиторий</w:t>
-      </w:r>
-      <w:r>
-        <w:rPr>
-          <w:rFonts w:hint="default"/>
-          <w:lang w:val="en-US"/>
-        </w:rPr>
-        <w:t>&gt;/simple_PID_configurator</w:t>
-      </w:r>
+        <w:t>cd ~/jetbot_ws/src/simple_PID_configurator</w:t>
+      </w:r>
+    </w:p>
+    <w:p>
+      <w:pPr>
+        <w:pStyle w:val="26"/>
+        <w:bidi w:val="0"/>
+        <w:rPr>
+          <w:rFonts w:hint="default"/>
+          <w:sz w:val="28"/>
+          <w:szCs w:val="48"/>
+          <w:lang w:val="en-US"/>
+        </w:rPr>
+      </w:pPr>
+      <w:r>
+        <w:rPr>
+          <w:rFonts w:hint="default"/>
+          <w:sz w:val="28"/>
+          <w:szCs w:val="48"/>
+          <w:lang w:val="en-US"/>
+        </w:rPr>
+        <w:t>(если ваш путь отличается, укажите актуальный).</w:t>
+      </w:r>
+    </w:p>
+    <w:p>
+      <w:pPr>
+        <w:rPr>
+          <w:rFonts w:hint="default"/>
+          <w:lang w:val="en-US"/>
+        </w:rPr>
+      </w:pPr>
     </w:p>
     <w:p>
       <w:pPr>
         <w:numPr>
           <w:ilvl w:val="0"/>
-          <w:numId w:val="1"/>
+          <w:numId w:val="4"/>
         </w:numPr>
         <w:ind w:left="0" w:leftChars="0" w:firstLine="0" w:firstLineChars="0"/>
         <w:rPr>
@@ -463,14 +661,72 @@
           <w:rFonts w:hint="default"/>
           <w:lang w:val="ru-RU"/>
         </w:rPr>
-        <w:t>». Сделать это можно с помощью любого текстового редактора.</w:t>
-      </w:r>
+        <w:t xml:space="preserve">». Сделать это можно с помощью любого текстового редактора (например, </w:t>
+      </w:r>
+      <w:r>
+        <w:rPr>
+          <w:rFonts w:hint="default"/>
+          <w:i/>
+          <w:iCs/>
+          <w:lang w:val="ru-RU"/>
+        </w:rPr>
+        <w:t>nano config.py</w:t>
+      </w:r>
+      <w:r>
+        <w:rPr>
+          <w:rFonts w:hint="default"/>
+          <w:lang w:val="ru-RU"/>
+        </w:rPr>
+        <w:t>).</w:t>
+      </w:r>
+    </w:p>
+    <w:p>
+      <w:pPr>
+        <w:pStyle w:val="21"/>
+        <w:bidi w:val="0"/>
+        <w:rPr>
+          <w:rFonts w:hint="default"/>
+          <w:lang w:val="en-US"/>
+        </w:rPr>
+      </w:pPr>
+      <w:r>
+        <w:rPr>
+          <w:rFonts w:hint="default"/>
+          <w:lang w:val="en-US"/>
+        </w:rPr>
+        <w:t>SERIAL_PORT = '/dev/esp32'</w:t>
+      </w:r>
+    </w:p>
+    <w:p>
+      <w:pPr>
+        <w:bidi w:val="0"/>
+        <w:rPr>
+          <w:rFonts w:hint="default"/>
+          <w:lang w:val="en-US"/>
+        </w:rPr>
+      </w:pPr>
+      <w:r>
+        <w:rPr>
+          <w:rFonts w:hint="default"/>
+          <w:lang w:val="en-US"/>
+        </w:rPr>
+        <w:t>Сохраните изменения.</w:t>
+      </w:r>
+    </w:p>
+    <w:p>
+      <w:pPr>
+        <w:bidi w:val="0"/>
+        <w:rPr>
+          <w:rFonts w:hint="default"/>
+          <w:lang w:val="en-US"/>
+        </w:rPr>
+      </w:pPr>
     </w:p>
     <w:p>
       <w:pPr>
         <w:numPr>
           <w:ilvl w:val="0"/>
-          <w:numId w:val="1"/>
+          <w:numId w:val="4"/>
         </w:numPr>
         <w:ind w:left="0" w:leftChars="0" w:firstLine="0" w:firstLineChars="0"/>
         <w:rPr>
@@ -523,7 +779,7 @@
     </w:p>
     <w:p>
       <w:pPr>
-        <w:pStyle w:val="20"/>
+        <w:pStyle w:val="21"/>
         <w:bidi w:val="0"/>
         <w:rPr>
           <w:rFonts w:hint="default"/>
@@ -542,7 +798,7 @@
       <w:pPr>
         <w:numPr>
           <w:ilvl w:val="0"/>
-          <w:numId w:val="1"/>
+          <w:numId w:val="4"/>
         </w:numPr>
         <w:ind w:left="0" w:leftChars="0" w:firstLine="0" w:firstLineChars="0"/>
         <w:rPr>
@@ -560,7 +816,7 @@
     </w:p>
     <w:p>
       <w:pPr>
-        <w:pStyle w:val="20"/>
+        <w:pStyle w:val="21"/>
         <w:bidi w:val="0"/>
         <w:rPr>
           <w:rFonts w:hint="default"/>
@@ -579,7 +835,7 @@
       <w:pPr>
         <w:numPr>
           <w:ilvl w:val="0"/>
-          <w:numId w:val="1"/>
+          <w:numId w:val="4"/>
         </w:numPr>
         <w:ind w:left="0" w:leftChars="0" w:firstLine="0" w:firstLineChars="0"/>
         <w:rPr>
@@ -609,7 +865,7 @@
     </w:p>
     <w:p>
       <w:pPr>
-        <w:pStyle w:val="20"/>
+        <w:pStyle w:val="21"/>
         <w:bidi w:val="0"/>
         <w:rPr>
           <w:rFonts w:hint="default"/>
@@ -622,6 +878,228 @@
           <w:lang w:val="en-US"/>
         </w:rPr>
         <w:t>python3 fast_gui.py</w:t>
+      </w:r>
+    </w:p>
+    <w:p>
+      <w:pPr>
+        <w:bidi w:val="0"/>
+        <w:rPr>
+          <w:rFonts w:hint="default"/>
+          <w:lang w:val="ru-RU"/>
+        </w:rPr>
+      </w:pPr>
+      <w:bookmarkStart w:id="0" w:name="_Toc12266"/>
+    </w:p>
+    <w:p>
+      <w:pPr>
+        <w:pStyle w:val="3"/>
+        <w:bidi w:val="0"/>
+        <w:rPr>
+          <w:rFonts w:hint="default"/>
+          <w:lang w:val="ru-RU"/>
+        </w:rPr>
+      </w:pPr>
+      <w:r>
+        <w:rPr>
+          <w:rFonts w:hint="default"/>
+          <w:lang w:val="ru-RU"/>
+        </w:rPr>
+        <w:t>Что дальше?</w:t>
+      </w:r>
+    </w:p>
+    <w:p>
+      <w:pPr>
+        <w:bidi w:val="0"/>
+        <w:rPr>
+          <w:rFonts w:hint="default"/>
+          <w:lang w:val="ru-RU"/>
+        </w:rPr>
+      </w:pPr>
+      <w:r>
+        <w:rPr>
+          <w:rFonts w:hint="default"/>
+          <w:lang w:val="ru-RU"/>
+        </w:rPr>
+        <w:t>После успешной настройки ПИД-коэффициентов вы можете:</w:t>
+      </w:r>
+    </w:p>
+    <w:p>
+      <w:pPr>
+        <w:bidi w:val="0"/>
+        <w:rPr>
+          <w:rFonts w:hint="default"/>
+          <w:lang w:val="ru-RU"/>
+        </w:rPr>
+      </w:pPr>
+    </w:p>
+    <w:p>
+      <w:pPr>
+        <w:bidi w:val="0"/>
+        <w:rPr>
+          <w:rFonts w:hint="default"/>
+          <w:b/>
+          <w:bCs/>
+          <w:lang w:val="ru-RU"/>
+        </w:rPr>
+      </w:pPr>
+      <w:r>
+        <w:rPr>
+          <w:rFonts w:hint="default"/>
+          <w:b/>
+          <w:bCs/>
+          <w:lang w:val="ru-RU"/>
+        </w:rPr>
+        <w:t>Запустить драйверы и проверить движение:</w:t>
+      </w:r>
+    </w:p>
+    <w:p>
+      <w:pPr>
+        <w:numPr>
+          <w:ilvl w:val="0"/>
+          <w:numId w:val="7"/>
+        </w:numPr>
+        <w:bidi w:val="0"/>
+        <w:ind w:left="420" w:leftChars="0" w:hanging="420" w:firstLineChars="0"/>
+        <w:rPr>
+          <w:rFonts w:hint="default"/>
+          <w:lang w:val="ru-RU"/>
+        </w:rPr>
+      </w:pPr>
+      <w:r>
+        <w:rPr>
+          <w:rFonts w:hint="default"/>
+          <w:b/>
+          <w:bCs/>
+          <w:lang w:val="ru-RU"/>
+        </w:rPr>
+        <w:t>[R1]</w:t>
+      </w:r>
+      <w:r>
+        <w:rPr>
+          <w:rFonts w:hint="default"/>
+          <w:lang w:val="ru-RU"/>
+        </w:rPr>
+        <w:t xml:space="preserve"> Запуск драйверов сенсоров и моторов (R1_Запуск_датчиков_и_приводного_уровня.pdf)</w:t>
+      </w:r>
+    </w:p>
+    <w:p>
+      <w:pPr>
+        <w:bidi w:val="0"/>
+        <w:rPr>
+          <w:rFonts w:hint="default"/>
+          <w:lang w:val="ru-RU"/>
+        </w:rPr>
+      </w:pPr>
+    </w:p>
+    <w:p>
+      <w:pPr>
+        <w:bidi w:val="0"/>
+        <w:rPr>
+          <w:rFonts w:hint="default"/>
+          <w:b/>
+          <w:bCs/>
+          <w:lang w:val="ru-RU"/>
+        </w:rPr>
+      </w:pPr>
+      <w:r>
+        <w:rPr>
+          <w:rFonts w:hint="default"/>
+          <w:b/>
+          <w:bCs/>
+          <w:lang w:val="ru-RU"/>
+        </w:rPr>
+        <w:t>Приступить к картографированию:</w:t>
+      </w:r>
+    </w:p>
+    <w:p>
+      <w:pPr>
+        <w:numPr>
+          <w:ilvl w:val="0"/>
+          <w:numId w:val="7"/>
+        </w:numPr>
+        <w:bidi w:val="0"/>
+        <w:ind w:left="420" w:leftChars="0" w:hanging="420" w:firstLineChars="0"/>
+        <w:rPr>
+          <w:rFonts w:hint="default"/>
+          <w:lang w:val="ru-RU"/>
+        </w:rPr>
+      </w:pPr>
+      <w:r>
+        <w:rPr>
+          <w:rFonts w:hint="default"/>
+          <w:b/>
+          <w:bCs/>
+          <w:lang w:val="ru-RU"/>
+        </w:rPr>
+        <w:t>[R4]</w:t>
+      </w:r>
+      <w:r>
+        <w:rPr>
+          <w:rFonts w:hint="default"/>
+          <w:lang w:val="ru-RU"/>
+        </w:rPr>
+        <w:t xml:space="preserve"> Картографирование для реального робота (R4_Картографирование_реального_робота.pdf)</w:t>
+      </w:r>
+    </w:p>
+    <w:p>
+      <w:pPr>
+        <w:bidi w:val="0"/>
+        <w:rPr>
+          <w:rFonts w:hint="default"/>
+          <w:lang w:val="ru-RU"/>
+        </w:rPr>
+      </w:pPr>
+      <w:bookmarkStart w:id="1" w:name="_GoBack"/>
+      <w:bookmarkEnd w:id="1"/>
+    </w:p>
+    <w:p>
+      <w:pPr>
+        <w:bidi w:val="0"/>
+        <w:rPr>
+          <w:rFonts w:hint="default"/>
+          <w:b/>
+          <w:bCs/>
+          <w:lang w:val="ru-RU"/>
+        </w:rPr>
+      </w:pPr>
+      <w:r>
+        <w:rPr>
+          <w:rFonts w:hint="default"/>
+          <w:b/>
+          <w:bCs/>
+          <w:lang w:val="ru-RU"/>
+        </w:rPr>
+        <w:t>Вернуться к управлению с клавиатуры:</w:t>
+      </w:r>
+    </w:p>
+    <w:p>
+      <w:pPr>
+        <w:numPr>
+          <w:ilvl w:val="0"/>
+          <w:numId w:val="7"/>
+        </w:numPr>
+        <w:bidi w:val="0"/>
+        <w:ind w:left="420" w:leftChars="0" w:hanging="420" w:firstLineChars="0"/>
+        <w:rPr>
+          <w:rFonts w:hint="default"/>
+          <w:lang w:val="ru-RU"/>
+        </w:rPr>
+      </w:pPr>
+      <w:r>
+        <w:rPr>
+          <w:rFonts w:hint="default"/>
+          <w:b/>
+          <w:bCs/>
+          <w:lang w:val="ru-RU"/>
+        </w:rPr>
+        <w:t>[R2]</w:t>
+      </w:r>
+      <w:r>
+        <w:rPr>
+          <w:rFonts w:hint="default"/>
+          <w:lang w:val="ru-RU"/>
+        </w:rPr>
+        <w:t xml:space="preserve"> Управление движением с клавиатуры (R2_Управление_движением_jetbot_mirea_с_помощью_клавиатуры.pdf)</w:t>
       </w:r>
     </w:p>
     <w:p>
@@ -633,7 +1111,6 @@
           <w:lang w:val="ru-RU"/>
         </w:rPr>
       </w:pPr>
-      <w:bookmarkStart w:id="0" w:name="_Toc12266"/>
       <w:r>
         <w:rPr>
           <w:rFonts w:hint="default"/>
@@ -768,7 +1245,7 @@
     </w:p>
     <w:tbl>
       <w:tblPr>
-        <w:tblStyle w:val="16"/>
+        <w:tblStyle w:val="17"/>
         <w:tblW w:w="0" w:type="auto"/>
         <w:tblInd w:w="0" w:type="dxa"/>
         <w:tblBorders>
@@ -1083,7 +1560,7 @@
 
 <file path=word/commentsExtended.xml><?xml version="1.0" encoding="utf-8"?>
 <w15:commentsEx xmlns:wpc="http://schemas.microsoft.com/office/word/2010/wordprocessingCanvas" xmlns:mc="http://schemas.openxmlformats.org/markup-compatibility/2006" xmlns:o="urn:schemas-microsoft-com:office:office" xmlns:r="http://schemas.openxmlformats.org/officeDocument/2006/relationships" xmlns:m="http://schemas.openxmlformats.org/officeDocument/2006/math" xmlns:v="urn:schemas-microsoft-com:vml" xmlns:wp14="http://schemas.microsoft.com/office/word/2010/wordprocessingDrawing" xmlns:wp="http://schemas.openxmlformats.org/drawingml/2006/wordprocessingDrawing" xmlns:w="http://schemas.openxmlformats.org/wordprocessingml/2006/main" xmlns:w14="http://schemas.microsoft.com/office/word/2010/wordml" xmlns:w15="http://schemas.microsoft.com/office/word/2012/wordml" xmlns:w10="urn:schemas-microsoft-com:office:word" xmlns:wpg="http://schemas.microsoft.com/office/word/2010/wordprocessingGroup" xmlns:wpi="http://schemas.microsoft.com/office/word/2010/wordprocessingInk" xmlns:wne="http://schemas.microsoft.com/office/word/2006/wordml" xmlns:wps="http://schemas.microsoft.com/office/word/2010/wordprocessingShape" xmlns:wpsCustomData="http://www.wps.cn/officeDocument/2013/wpsCustomData" mc:Ignorable="w14 w15 wp14">
-  <w15:commentEx w15:paraId="3B6F1B95" w15:done="0"/>
+  <w15:commentEx w15:paraId="576FCCF6" w15:done="0"/>
 </w15:commentsEx>
 </file>
 
@@ -1279,8 +1756,278 @@
       <w:lvlJc w:val="left"/>
     </w:lvl>
   </w:abstractNum>
+  <w:abstractNum w:abstractNumId="1">
+    <w:nsid w:val="DEFFDCCA"/>
+    <w:multiLevelType w:val="singleLevel"/>
+    <w:tmpl w:val="DEFFDCCA"/>
+    <w:lvl w:ilvl="0" w:tentative="0">
+      <w:start w:val="1"/>
+      <w:numFmt w:val="bullet"/>
+      <w:lvlText w:val=""/>
+      <w:lvlJc w:val="left"/>
+      <w:pPr>
+        <w:tabs>
+          <w:tab w:val="left" w:pos="840"/>
+        </w:tabs>
+        <w:ind w:left="840" w:leftChars="0" w:hanging="420" w:firstLineChars="0"/>
+      </w:pPr>
+      <w:rPr>
+        <w:rFonts w:hint="default" w:ascii="Wingdings" w:hAnsi="Wingdings"/>
+        <w:sz w:val="18"/>
+        <w:szCs w:val="18"/>
+      </w:rPr>
+    </w:lvl>
+  </w:abstractNum>
+  <w:abstractNum w:abstractNumId="2">
+    <w:nsid w:val="DFE747AD"/>
+    <w:multiLevelType w:val="singleLevel"/>
+    <w:tmpl w:val="DFE747AD"/>
+    <w:lvl w:ilvl="0" w:tentative="0">
+      <w:start w:val="1"/>
+      <w:numFmt w:val="bullet"/>
+      <w:lvlText w:val=""/>
+      <w:lvlJc w:val="left"/>
+      <w:pPr>
+        <w:tabs>
+          <w:tab w:val="left" w:pos="420"/>
+        </w:tabs>
+        <w:ind w:left="420" w:leftChars="0" w:hanging="420" w:firstLineChars="0"/>
+      </w:pPr>
+      <w:rPr>
+        <w:rFonts w:hint="default" w:ascii="Wingdings" w:hAnsi="Wingdings"/>
+        <w:sz w:val="18"/>
+        <w:szCs w:val="18"/>
+      </w:rPr>
+    </w:lvl>
+  </w:abstractNum>
+  <w:abstractNum w:abstractNumId="3">
+    <w:nsid w:val="EFFEBD2F"/>
+    <w:multiLevelType w:val="singleLevel"/>
+    <w:tmpl w:val="EFFEBD2F"/>
+    <w:lvl w:ilvl="0" w:tentative="0">
+      <w:start w:val="1"/>
+      <w:numFmt w:val="bullet"/>
+      <w:lvlText w:val=""/>
+      <w:lvlJc w:val="left"/>
+      <w:pPr>
+        <w:tabs>
+          <w:tab w:val="left" w:pos="840"/>
+        </w:tabs>
+        <w:ind w:left="840" w:leftChars="0" w:hanging="420" w:firstLineChars="0"/>
+      </w:pPr>
+      <w:rPr>
+        <w:rFonts w:hint="default" w:ascii="Wingdings" w:hAnsi="Wingdings"/>
+        <w:sz w:val="18"/>
+        <w:szCs w:val="18"/>
+      </w:rPr>
+    </w:lvl>
+  </w:abstractNum>
+  <w:abstractNum w:abstractNumId="4">
+    <w:nsid w:val="FB7F041C"/>
+    <w:multiLevelType w:val="singleLevel"/>
+    <w:tmpl w:val="FB7F041C"/>
+    <w:lvl w:ilvl="0" w:tentative="0">
+      <w:start w:val="1"/>
+      <w:numFmt w:val="bullet"/>
+      <w:lvlText w:val=""/>
+      <w:lvlJc w:val="left"/>
+      <w:pPr>
+        <w:tabs>
+          <w:tab w:val="left" w:pos="420"/>
+        </w:tabs>
+        <w:ind w:left="420" w:leftChars="0" w:hanging="420" w:firstLineChars="0"/>
+      </w:pPr>
+      <w:rPr>
+        <w:rFonts w:hint="default" w:ascii="Wingdings" w:hAnsi="Wingdings"/>
+        <w:sz w:val="18"/>
+        <w:szCs w:val="18"/>
+      </w:rPr>
+    </w:lvl>
+  </w:abstractNum>
+  <w:abstractNum w:abstractNumId="5">
+    <w:nsid w:val="FEEEB4E4"/>
+    <w:multiLevelType w:val="singleLevel"/>
+    <w:tmpl w:val="FEEEB4E4"/>
+    <w:lvl w:ilvl="0" w:tentative="0">
+      <w:start w:val="1"/>
+      <w:numFmt w:val="bullet"/>
+      <w:lvlText w:val=""/>
+      <w:lvlJc w:val="left"/>
+      <w:pPr>
+        <w:tabs>
+          <w:tab w:val="left" w:pos="420"/>
+        </w:tabs>
+        <w:ind w:left="420" w:leftChars="0" w:hanging="420" w:firstLineChars="0"/>
+      </w:pPr>
+      <w:rPr>
+        <w:rFonts w:hint="default" w:ascii="Wingdings" w:hAnsi="Wingdings"/>
+        <w:sz w:val="18"/>
+        <w:szCs w:val="18"/>
+      </w:rPr>
+    </w:lvl>
+  </w:abstractNum>
+  <w:abstractNum w:abstractNumId="6">
+    <w:nsid w:val="FF7E2423"/>
+    <w:multiLevelType w:val="multilevel"/>
+    <w:tmpl w:val="FF7E2423"/>
+    <w:lvl w:ilvl="0" w:tentative="0">
+      <w:start w:val="1"/>
+      <w:numFmt w:val="bullet"/>
+      <w:lvlText w:val=""/>
+      <w:lvlJc w:val="left"/>
+      <w:pPr>
+        <w:tabs>
+          <w:tab w:val="left" w:pos="420"/>
+        </w:tabs>
+        <w:ind w:left="420" w:leftChars="0" w:hanging="420" w:firstLineChars="0"/>
+      </w:pPr>
+      <w:rPr>
+        <w:rFonts w:hint="default" w:ascii="Wingdings" w:hAnsi="Wingdings"/>
+        <w:sz w:val="18"/>
+        <w:szCs w:val="18"/>
+      </w:rPr>
+    </w:lvl>
+    <w:lvl w:ilvl="1" w:tentative="0">
+      <w:start w:val="1"/>
+      <w:numFmt w:val="bullet"/>
+      <w:lvlText w:val=""/>
+      <w:lvlJc w:val="left"/>
+      <w:pPr>
+        <w:tabs>
+          <w:tab w:val="left" w:pos="840"/>
+        </w:tabs>
+        <w:ind w:left="840" w:leftChars="0" w:hanging="420" w:firstLineChars="0"/>
+      </w:pPr>
+      <w:rPr>
+        <w:rFonts w:hint="default" w:ascii="Wingdings" w:hAnsi="Wingdings"/>
+      </w:rPr>
+    </w:lvl>
+    <w:lvl w:ilvl="2" w:tentative="0">
+      <w:start w:val="1"/>
+      <w:numFmt w:val="bullet"/>
+      <w:lvlText w:val=""/>
+      <w:lvlJc w:val="left"/>
+      <w:pPr>
+        <w:tabs>
+          <w:tab w:val="left" w:pos="1260"/>
+        </w:tabs>
+        <w:ind w:left="1260" w:leftChars="0" w:hanging="420" w:firstLineChars="0"/>
+      </w:pPr>
+      <w:rPr>
+        <w:rFonts w:hint="default" w:ascii="Wingdings" w:hAnsi="Wingdings"/>
+      </w:rPr>
+    </w:lvl>
+    <w:lvl w:ilvl="3" w:tentative="0">
+      <w:start w:val="1"/>
+      <w:numFmt w:val="bullet"/>
+      <w:lvlText w:val=""/>
+      <w:lvlJc w:val="left"/>
+      <w:pPr>
+        <w:tabs>
+          <w:tab w:val="left" w:pos="1680"/>
+        </w:tabs>
+        <w:ind w:left="1680" w:leftChars="0" w:hanging="420" w:firstLineChars="0"/>
+      </w:pPr>
+      <w:rPr>
+        <w:rFonts w:hint="default" w:ascii="Wingdings" w:hAnsi="Wingdings"/>
+      </w:rPr>
+    </w:lvl>
+    <w:lvl w:ilvl="4" w:tentative="0">
+      <w:start w:val="1"/>
+      <w:numFmt w:val="bullet"/>
+      <w:lvlText w:val=""/>
+      <w:lvlJc w:val="left"/>
+      <w:pPr>
+        <w:tabs>
+          <w:tab w:val="left" w:pos="2100"/>
+        </w:tabs>
+        <w:ind w:left="2100" w:leftChars="0" w:hanging="420" w:firstLineChars="0"/>
+      </w:pPr>
+      <w:rPr>
+        <w:rFonts w:hint="default" w:ascii="Wingdings" w:hAnsi="Wingdings"/>
+      </w:rPr>
+    </w:lvl>
+    <w:lvl w:ilvl="5" w:tentative="0">
+      <w:start w:val="1"/>
+      <w:numFmt w:val="bullet"/>
+      <w:lvlText w:val=""/>
+      <w:lvlJc w:val="left"/>
+      <w:pPr>
+        <w:tabs>
+          <w:tab w:val="left" w:pos="2520"/>
+        </w:tabs>
+        <w:ind w:left="2520" w:leftChars="0" w:hanging="420" w:firstLineChars="0"/>
+      </w:pPr>
+      <w:rPr>
+        <w:rFonts w:hint="default" w:ascii="Wingdings" w:hAnsi="Wingdings"/>
+      </w:rPr>
+    </w:lvl>
+    <w:lvl w:ilvl="6" w:tentative="0">
+      <w:start w:val="1"/>
+      <w:numFmt w:val="bullet"/>
+      <w:lvlText w:val=""/>
+      <w:lvlJc w:val="left"/>
+      <w:pPr>
+        <w:tabs>
+          <w:tab w:val="left" w:pos="2940"/>
+        </w:tabs>
+        <w:ind w:left="2940" w:leftChars="0" w:hanging="420" w:firstLineChars="0"/>
+      </w:pPr>
+      <w:rPr>
+        <w:rFonts w:hint="default" w:ascii="Wingdings" w:hAnsi="Wingdings"/>
+      </w:rPr>
+    </w:lvl>
+    <w:lvl w:ilvl="7" w:tentative="0">
+      <w:start w:val="1"/>
+      <w:numFmt w:val="bullet"/>
+      <w:lvlText w:val=""/>
+      <w:lvlJc w:val="left"/>
+      <w:pPr>
+        <w:tabs>
+          <w:tab w:val="left" w:pos="3360"/>
+        </w:tabs>
+        <w:ind w:left="3360" w:leftChars="0" w:hanging="420" w:firstLineChars="0"/>
+      </w:pPr>
+      <w:rPr>
+        <w:rFonts w:hint="default" w:ascii="Wingdings" w:hAnsi="Wingdings"/>
+      </w:rPr>
+    </w:lvl>
+    <w:lvl w:ilvl="8" w:tentative="0">
+      <w:start w:val="1"/>
+      <w:numFmt w:val="bullet"/>
+      <w:lvlText w:val=""/>
+      <w:lvlJc w:val="left"/>
+      <w:pPr>
+        <w:tabs>
+          <w:tab w:val="left" w:pos="3780"/>
+        </w:tabs>
+        <w:ind w:left="3780" w:leftChars="0" w:hanging="420" w:firstLineChars="0"/>
+      </w:pPr>
+      <w:rPr>
+        <w:rFonts w:hint="default" w:ascii="Wingdings" w:hAnsi="Wingdings"/>
+      </w:rPr>
+    </w:lvl>
+  </w:abstractNum>
   <w:num w:numId="1">
+    <w:abstractNumId w:val="6"/>
+  </w:num>
+  <w:num w:numId="2">
+    <w:abstractNumId w:val="2"/>
+  </w:num>
+  <w:num w:numId="3">
+    <w:abstractNumId w:val="4"/>
+  </w:num>
+  <w:num w:numId="4">
     <w:abstractNumId w:val="0"/>
+  </w:num>
+  <w:num w:numId="5">
+    <w:abstractNumId w:val="3"/>
+  </w:num>
+  <w:num w:numId="6">
+    <w:abstractNumId w:val="1"/>
+  </w:num>
+  <w:num w:numId="7">
+    <w:abstractNumId w:val="5"/>
   </w:num>
 </w:numbering>
 </file>
@@ -1571,7 +2318,7 @@
     <w:name w:val="heading 1"/>
     <w:basedOn w:val="1"/>
     <w:next w:val="1"/>
-    <w:link w:val="22"/>
+    <w:link w:val="23"/>
     <w:qFormat/>
     <w:uiPriority w:val="0"/>
     <w:pPr>
@@ -1595,7 +2342,7 @@
     <w:name w:val="heading 2"/>
     <w:basedOn w:val="1"/>
     <w:next w:val="1"/>
-    <w:link w:val="23"/>
+    <w:link w:val="24"/>
     <w:unhideWhenUsed/>
     <w:qFormat/>
     <w:uiPriority w:val="0"/>
@@ -1617,7 +2364,7 @@
     <w:name w:val="heading 3"/>
     <w:basedOn w:val="1"/>
     <w:next w:val="1"/>
-    <w:link w:val="24"/>
+    <w:link w:val="25"/>
     <w:unhideWhenUsed/>
     <w:qFormat/>
     <w:uiPriority w:val="0"/>
@@ -1766,7 +2513,16 @@
       <w:u w:val="single"/>
     </w:rPr>
   </w:style>
-  <w:style w:type="character" w:styleId="15">
+  <w:style w:type="paragraph" w:styleId="15">
+    <w:name w:val="Normal (Web)"/>
+    <w:basedOn w:val="1"/>
+    <w:uiPriority w:val="0"/>
+    <w:rPr>
+      <w:sz w:val="24"/>
+      <w:szCs w:val="24"/>
+    </w:rPr>
+  </w:style>
+  <w:style w:type="character" w:styleId="16">
     <w:name w:val="Strong"/>
     <w:basedOn w:val="6"/>
     <w:qFormat/>
@@ -1776,7 +2532,7 @@
       <w:bCs/>
     </w:rPr>
   </w:style>
-  <w:style w:type="table" w:styleId="16">
+  <w:style w:type="table" w:styleId="17">
     <w:name w:val="Table Grid"/>
     <w:basedOn w:val="7"/>
     <w:qFormat/>
@@ -1796,14 +2552,14 @@
       </w:tblBorders>
     </w:tblPr>
   </w:style>
-  <w:style w:type="paragraph" w:styleId="17">
+  <w:style w:type="paragraph" w:styleId="18">
     <w:name w:val="toc 1"/>
     <w:basedOn w:val="1"/>
     <w:next w:val="1"/>
     <w:qFormat/>
     <w:uiPriority w:val="0"/>
   </w:style>
-  <w:style w:type="paragraph" w:styleId="18">
+  <w:style w:type="paragraph" w:styleId="19">
     <w:name w:val="toc 2"/>
     <w:basedOn w:val="1"/>
     <w:next w:val="1"/>
@@ -1813,7 +2569,7 @@
       <w:ind w:left="420" w:leftChars="200"/>
     </w:pPr>
   </w:style>
-  <w:style w:type="paragraph" w:styleId="19">
+  <w:style w:type="paragraph" w:styleId="20">
     <w:name w:val="toc 3"/>
     <w:basedOn w:val="1"/>
     <w:next w:val="1"/>
@@ -1823,10 +2579,10 @@
       <w:ind w:left="840" w:leftChars="400"/>
     </w:pPr>
   </w:style>
-  <w:style w:type="paragraph" w:customStyle="1" w:styleId="20">
+  <w:style w:type="paragraph" w:customStyle="1" w:styleId="21">
     <w:name w:val="Code"/>
     <w:basedOn w:val="1"/>
-    <w:link w:val="21"/>
+    <w:link w:val="22"/>
     <w:qFormat/>
     <w:uiPriority w:val="0"/>
     <w:pPr>
@@ -1845,9 +2601,9 @@
       <w:sz w:val="22"/>
     </w:rPr>
   </w:style>
-  <w:style w:type="character" w:customStyle="1" w:styleId="21">
+  <w:style w:type="character" w:customStyle="1" w:styleId="22">
     <w:name w:val="Code Char"/>
-    <w:link w:val="20"/>
+    <w:link w:val="21"/>
     <w:qFormat/>
     <w:uiPriority w:val="0"/>
     <w:rPr>
@@ -1855,7 +2611,7 @@
       <w:sz w:val="22"/>
     </w:rPr>
   </w:style>
-  <w:style w:type="character" w:customStyle="1" w:styleId="22">
+  <w:style w:type="character" w:customStyle="1" w:styleId="23">
     <w:name w:val="Heading 1 Char"/>
     <w:link w:val="2"/>
     <w:qFormat/>
@@ -1869,7 +2625,7 @@
       <w:szCs w:val="44"/>
     </w:rPr>
   </w:style>
-  <w:style w:type="character" w:customStyle="1" w:styleId="23">
+  <w:style w:type="character" w:customStyle="1" w:styleId="24">
     <w:name w:val="Heading 2 Char"/>
     <w:link w:val="3"/>
     <w:qFormat/>
@@ -1883,7 +2639,7 @@
       <w:szCs w:val="32"/>
     </w:rPr>
   </w:style>
-  <w:style w:type="character" w:customStyle="1" w:styleId="24">
+  <w:style w:type="character" w:customStyle="1" w:styleId="25">
     <w:name w:val="Heading 3 Char"/>
     <w:link w:val="4"/>
     <w:qFormat/>
@@ -1897,7 +2653,7 @@
       <w:u w:val="single"/>
     </w:rPr>
   </w:style>
-  <w:style w:type="paragraph" w:customStyle="1" w:styleId="25">
+  <w:style w:type="paragraph" w:customStyle="1" w:styleId="26">
     <w:name w:val="Normal_without_space"/>
     <w:basedOn w:val="1"/>
     <w:next w:val="1"/>
@@ -1918,7 +2674,7 @@
       <w:lang w:val="ru-RU"/>
     </w:rPr>
   </w:style>
-  <w:style w:type="paragraph" w:customStyle="1" w:styleId="26">
+  <w:style w:type="paragraph" w:customStyle="1" w:styleId="27">
     <w:name w:val="WPSOffice手动目录 1"/>
     <w:qFormat/>
     <w:uiPriority w:val="0"/>
@@ -1931,7 +2687,7 @@
       <w:szCs w:val="20"/>
     </w:rPr>
   </w:style>
-  <w:style w:type="paragraph" w:customStyle="1" w:styleId="27">
+  <w:style w:type="paragraph" w:customStyle="1" w:styleId="28">
     <w:name w:val="WPSOffice手动目录 2"/>
     <w:qFormat/>
     <w:uiPriority w:val="0"/>
@@ -1944,7 +2700,7 @@
       <w:szCs w:val="20"/>
     </w:rPr>
   </w:style>
-  <w:style w:type="paragraph" w:customStyle="1" w:styleId="28">
+  <w:style w:type="paragraph" w:customStyle="1" w:styleId="29">
     <w:name w:val="WPSOffice手动目录 3"/>
     <w:qFormat/>
     <w:uiPriority w:val="0"/>
